--- a/example_articles/occupations/Unspecified/6.occupations_Unspecified_Other_publisher.docx
+++ b/example_articles/occupations/Unspecified/6.occupations_Unspecified_Other_publisher.docx
@@ -27,17 +27,17 @@
     </w:p>
     <w:p>
       <w:r>
-        <w:t>Source File: Other publishers/Files (500) (24).DOCX</w:t>
+        <w:t>Source file: Other publishers/Files (500) (24).DOCX</w:t>
       </w:r>
     </w:p>
     <w:p>
       <w:r>
-        <w:t>Raw locations result: ['NA']</w:t>
+        <w:t>Raw occupations result, 'occupations': ['NA']</w:t>
       </w:r>
     </w:p>
     <w:p>
       <w:r>
-        <w:t>occupations_stand_flat (Standardized): Unspecified</w:t>
+        <w:t>Standardized occupations result, 'occupations_stand_flat': Unspecified</w:t>
       </w:r>
     </w:p>
     <w:p>

--- a/example_articles/occupations/Unspecified/6.occupations_Unspecified_Other_publisher.docx
+++ b/example_articles/occupations/Unspecified/6.occupations_Unspecified_Other_publisher.docx
@@ -7,7 +7,7 @@
         <w:pStyle w:val="Heading1"/>
       </w:pPr>
       <w:r>
-        <w:t>MOVIES</w:t>
+        <w:t>CBS hopes 'Doctor' can provide a cure</w:t>
       </w:r>
     </w:p>
     <w:p>
@@ -17,17 +17,17 @@
     </w:p>
     <w:p>
       <w:r>
-        <w:t>Date: 1990-02-23</w:t>
+        <w:t>Date: 1990-08-15</w:t>
       </w:r>
     </w:p>
     <w:p>
       <w:r>
-        <w:t>Section: LIFE; Pg. 3D; Television and Video; Movies</w:t>
+        <w:t>Section: LIFE; Television</w:t>
       </w:r>
     </w:p>
     <w:p>
       <w:r>
-        <w:t>Source file: Other publishers/Files (500) (24).DOCX</w:t>
+        <w:t>Source file: Other publishers/Files (500) (19).DOCX</w:t>
       </w:r>
     </w:p>
     <w:p>
@@ -49,31 +49,39 @@
     </w:p>
     <w:p>
       <w:r>
-        <w:t>NEW IN STORES</w:t>
+        <w:t>CBS hopes Matt Frewer will be its Mork.</w:t>
         <w:br/>
-        <w:t>Pal Joey ### 1/2 (1957, RCA/Columbia, $ 19.95): Lovers of the play justifiably picked this apart, but one all-equalizing fact remains: This is the film that preserves Frank Sinatra's best screen voice - and performing Nelson Riddle arrangements of Rodgers and Hart at that. Originally a John O'Hara short-story collection, then the 1940 stage hit that launched Gene Kelly, Joey arrived on screen with sexual content laundered - ditto for the title heel's personality. Respectively billed first and third were Columbia's hall-of-fame sex queens; Rita Hayworth (then on her way out) plays an ex- stripper and San Francisco society matron, while Kim Novak (getting the big studio push) is an innocent chorus girl. The last third is soft, and I wish director George Sidney didn't sink the numbers with stupid reaction shots; Joey is fun, though, even when Frank isn't singing - and when he does, you get The Lady Is a Tramp, I Could Write a Book and more. Consumer query: Why wasn't Capitol's fake-stereo soundtrack-CD restored to monophonic?</w:t>
+        <w:t>''We think Matt is the Robin Williams of the 1990s,'' says CBS Entertainment senior vice president Peter Tortorici. ''He's crazy, kinetic, unpredictable and unlike anyone else on TV.''</w:t>
         <w:br/>
-        <w:t xml:space="preserve"> </w:t>
+        <w:t>Doctor, Doctor, starring Frewer (Max Headroom and Honey, I Shrunk the Kids) as wild and crazy medicine man Mike Stratford, returns to the airwaves Monday at 8: 30 p.m. EDT/PDT with a new episode. The show has aired as a midseason replacement twice, last time out at the strange 10: 30 p.m. Monday time slot.</w:t>
         <w:br/>
-        <w:t>Cover Girl ### 1/2 (1944, RCA/Columbia, $ 19.95): The prototypical Rita Hayworth musical - Jerome Kern/Ira Gershwin score, knockout decor and cinematography, and a dopey script. The last doesn't matter too much, since this film also ''made'' Gene Kelly on screen - thanks, in part, to a famed ''alter ego'' dance that he rates as the trickiest of his career. Periodic color glitches aside, this (like Pal Joey) is one</w:t>
+        <w:t>''The way we look at it, Doctor is a new show,'' says executive producer/creator Norman Steinberg. ''Most people have never seen us before, even though we've done 17 shows.''</w:t>
         <w:br/>
-        <w:t>Still Lives ### 1/2 (1989, IVE, $ 89.95): A bleak but beautiful autobiographical work. Director Terence Davies counterpoints the wretched existence of a working-class Liverpool clan by having members break into some of the most puerile pop hits of the 1950s. The effect is wearying, but this is still one of '89's most subliminally powerful films, a deserved inclusion on many 10-best lists. Use of color is unusual, the final shot unforgettable.</w:t>
+        <w:t>Back for fall, the Doctor will air on Mondays for three weeks - two new episodes and one repeat - and move to Wednesdays at 8: 30 EDT/PDT on Sept. 19.</w:t>
         <w:br/>
-        <w:t xml:space="preserve"> </w:t>
+        <w:t>Ahead for this season:</w:t>
         <w:br/>
-        <w:t xml:space="preserve"> Il Bidone ### 1/2 (1955, Connoisseur, $ 69.95): If you can survive Broderick Crawford dubbed into Italian, here's an unjustly overlooked Fellini movie about three con men who don priests' garb to bilk naive villagers; one extended party scene proves (again) that Fellini had mastered his craft by the mid-'50s. Richard Basehart and Giulietta Masina (Mrs. Fellini) co-star; they, of course, - were in the legendary opener of the La Strada/Bidone/Nights of Cabiria trilogy.</w:t>
+        <w:t>- The partnership Stratford is in - he has three slightly saner</w:t>
         <w:br/>
-        <w:t xml:space="preserve"> </w:t>
+        <w:t>services on television and putting an espresso bar in the waiting room. Stratford is dead set against it.</w:t>
         <w:br/>
-        <w:t>Macario ### (1960, Connoisseur, $ 59.95): An irresistible fable, very well told, about a woodcutter who cuts a deal with ''Death'' to benefit his large family. Three points of interest: 1) This Oscar nominee was, at the time of its release, the most honored Mexican film since Luis Bunuel's 1950 all-timer Los Olvidados; 2) the original story is by B. Traven, the elusive, mysterious author of The Treasure of the Sierra Madre; 3) the film offers U.S. audiences a rare second opportunity to see Pina Pellicer, the suicide (at 24) who starred opposite Marlon Brando in One-Eyed Jacks.</w:t>
+        <w:t>- The crazy doc gets a girlfriend. He'll start dating his yuppie colleague's sister, Leona, a psychiatrist who takes an office in their complex. The mother of an 8-year-old girl, she's just broken up with her husband and is totally neurotic over it.</w:t>
         <w:br/>
-        <w:t xml:space="preserve"> </w:t>
+        <w:t>''We wanted to show another side of him, and see him interacting with the kid,'' says Doctor, Doctor co-executive producer David Frankel.</w:t>
         <w:br/>
-        <w:t xml:space="preserve"> The Package # 1/2 (1989, Orion, $ 89.98): The forgettable title refers to a mercenary Army vet entrusted to Sarge Gene Hackman, who's soon caught up in international intrigue. Even if The Manchurian Candidate weren't back in circulation, there'd be no reason to catch this scavenger of it and other better movies; it is, though, so don't bother.</w:t>
+        <w:t>- Stratford will be hit with a malpractice suit.</w:t>
         <w:br/>
-        <w:t xml:space="preserve"> TOP MOVIE RENTALS</w:t>
+        <w:t>Designed as an adult comedy, Doctor is now being paired with the new Lenny, a sitcom about a working-class family, in the so-called family hour.</w:t>
         <w:br/>
-        <w:t>Source: Billboard Publications</w:t>
+        <w:t>CBS hopes Frewer's zaniness will appeal to kids and adults.</w:t>
+        <w:br/>
+        <w:t>Even though they're looking to attract kids, Steinberg isn't making major creative changes.</w:t>
+        <w:br/>
+        <w:t>Stratford's brother happens to be gay, and that's not going to change. ''We deal openly with his lifestyle, because how can you ignore a fact of life?''</w:t>
+        <w:br/>
+        <w:t>The show won accolades from gay groups for an episode last season about homophobia.</w:t>
+        <w:br/>
+        <w:t>Steinberg attributes the show's strength to Frewer. ''TV is a personality medium, and people like Matt. Besides that, we take stories that have been done before, but always with a different take. It's skewed, and then Matt adds his particular brand of zaniness.''</w:t>
         <w:br/>
         <w:br/>
         <w:t>Graphic</w:t>
@@ -81,11 +89,11 @@
         <w:br/>
         <w:t xml:space="preserve"> </w:t>
         <w:br/>
-        <w:t>b/w, Source: Billboard Publications (chart); PHOTO; b/w, AP (Frank Sinatra)</w:t>
+        <w:t>PHOTO; b/w (Matt Frewer)</w:t>
         <w:br/>
         <w:t xml:space="preserve"> </w:t>
         <w:br/>
-        <w:t>CUTLINE: FRANK SINATRA: He's in fine voice in 'Pal Joey.'</w:t>
+        <w:t>CUTLINE: FREWER: 'Doctor, Doctor' banks on his comedic talents.</w:t>
       </w:r>
     </w:p>
     <w:sectPr>

--- a/example_articles/occupations/Unspecified/6.occupations_Unspecified_Other_publisher.docx
+++ b/example_articles/occupations/Unspecified/6.occupations_Unspecified_Other_publisher.docx
@@ -7,7 +7,7 @@
         <w:pStyle w:val="Heading1"/>
       </w:pPr>
       <w:r>
-        <w:t>CBS hopes 'Doctor' can provide a cure</w:t>
+        <w:t>THIS JOKE'S ON NOVELIST</w:t>
       </w:r>
     </w:p>
     <w:p>
@@ -17,17 +17,17 @@
     </w:p>
     <w:p>
       <w:r>
-        <w:t>Date: 1990-08-15</w:t>
+        <w:t>Date: 1998-11-17</w:t>
       </w:r>
     </w:p>
     <w:p>
       <w:r>
-        <w:t>Section: LIFE; Television</w:t>
+        <w:t>Section: LIFESTYLE,</w:t>
       </w:r>
     </w:p>
     <w:p>
       <w:r>
-        <w:t>Source file: Other publishers/Files (500) (19).DOCX</w:t>
+        <w:t>Source file: Other publishers/Files (500) (21).DOCX</w:t>
       </w:r>
     </w:p>
     <w:p>
@@ -49,51 +49,33 @@
     </w:p>
     <w:p>
       <w:r>
-        <w:t>CBS hopes Matt Frewer will be its Mork.</w:t>
+        <w:t>Three years ago in his HBO special, comedian Chris Rock brought the house down with what was then a weird notion: Bill Clinton as America's first ''black president.''</w:t>
         <w:br/>
-        <w:t>''We think Matt is the Robin Williams of the 1990s,'' says CBS Entertainment senior vice president Peter Tortorici. ''He's crazy, kinetic, unpredictable and unlike anyone else on TV.''</w:t>
+        <w:t>In a now classic routine, Rock said Clinton suffers the same indignities as a black man who hands a $ 20 or $ 50 note to a mall retail clerk. The image of a white cashier scrutinizing the president's money under the light to make sure it isn't counterfeit struck a painfully ironic chord in black audiences. Who's to say it didn't generate much of the sympathy that led to the election results two weeks ago?</w:t>
         <w:br/>
-        <w:t>Doctor, Doctor, starring Frewer (Max Headroom and Honey, I Shrunk the Kids) as wild and crazy medicine man Mike Stratford, returns to the airwaves Monday at 8: 30 p.m. EDT/PDT with a new episode. The show has aired as a midseason replacement twice, last time out at the strange 10: 30 p.m. Monday time slot.</w:t>
+        <w:t>Like most jokes, it works best on an intuitive level. It isn't designed to withstand the scrutiny of the irony impaired who can always be counted on to confuse a joke with a literal recounting of Boy Clinton's racial genealogy.</w:t>
         <w:br/>
-        <w:t>''The way we look at it, Doctor is a new show,'' says executive producer/creator Norman Steinberg. ''Most people have never seen us before, even though we've done 17 shows.''</w:t>
+        <w:t>In the Oct. 5 issue of the New Yorker, novelist Toni Morrison, who has never struck me as a particularly gifted comic, retold Rock's joke in the argot of the chattering class. But in the process of endowing it with sociological heft, Morrison ran into more trouble than an exclusive showing of ''Beloved'' at a suburban cineplex:</w:t>
         <w:br/>
-        <w:t>Back for fall, the Doctor will air on Mondays for three weeks - two new episodes and one repeat - and move to Wednesdays at 8: 30 EDT/PDT on Sept. 19.</w:t>
+        <w:t>''After all, Clinton displays almost every trope of blackness,'' she wrote, ''single-parent household, born poor, working class, saxophone-playing, McDonald's-and-junk-food-loving boy from Arkansas. And when all the African-American Clinton appointees began, one by one, to disappear . . . he was metaphorically seized and body-searched . . .'' You get the idea.</w:t>
         <w:br/>
-        <w:t>Ahead for this season:</w:t>
+        <w:t>Told without benefit of Rock's high-pitched nasal inflection and rolling eyes, the notion of Clinton as our first black president comes across as ridiculous and perhaps a tad insulting. So what caused a writer of Morrison's lyrical power, depth and intelligence to overreach like this? Even white folks are skeptical of racial generalizations of this magnitude.</w:t>
         <w:br/>
-        <w:t>- The partnership Stratford is in - he has three slightly saner</w:t>
+        <w:t>Being, allegedly, a writer myself, I know it's possible to get enthusiastic about an idea that may not have the legs to make it across the street to where the readers are (how's that for a terribly labored image?).</w:t>
         <w:br/>
-        <w:t>services on television and putting an espresso bar in the waiting room. Stratford is dead set against it.</w:t>
+        <w:t>My theory is that Morrison heard the joke recently and hasn't been able to get it out of her head. The fact that she didn't trace the idea back to Rock's HBO special indicates she isn't aware of how deeply imbedded it already is in black culture.</w:t>
         <w:br/>
-        <w:t>- The crazy doc gets a girlfriend. He'll start dating his yuppie colleague's sister, Leona, a psychiatrist who takes an office in their complex. The mother of an 8-year-old girl, she's just broken up with her husband and is totally neurotic over it.</w:t>
+        <w:t>But more disappointing than failing to give props to Chris Rock for a good joke is the one-dimensional way in which Morrison described what it is that constitutes ''blackness,'' specifically male blackness in America.</w:t>
         <w:br/>
-        <w:t>''We wanted to show another side of him, and see him interacting with the kid,'' says Doctor, Doctor co-executive producer David Frankel.</w:t>
+        <w:t>Do I really need to tell her how complicated black folks are, especially black men? Can we really be reduced to a handful of characteristics we supposedly have in common with Bill ''The Playa'' Clinton?</w:t>
         <w:br/>
-        <w:t>- Stratford will be hit with a malpractice suit.</w:t>
+        <w:t>Let's take two black men who died last weekend: jazz pianist Kenny Kirkland and former Black Panther and All African Revolutionary founder Kwame Ture (formerly Stokely Carmichael).</w:t>
         <w:br/>
-        <w:t>Designed as an adult comedy, Doctor is now being paired with the new Lenny, a sitcom about a working-class family, in the so-called family hour.</w:t>
+        <w:t>One was a gifted pianist who helped usher in an era of young neo-boppers; the other was a fiery revolutionary theorist who lived the last half of his life in self-imposed exile in Guinea.</w:t>
         <w:br/>
-        <w:t>CBS hopes Frewer's zaniness will appeal to kids and adults.</w:t>
+        <w:t>Both were enormously complicated and far more nuanced than the black men who populate Morrison's fiction. The problem with equating Bill Clinton's travails with those encountered in the black experience is to confuse her view of black men with real life. But that's what happens when you take a joke too seriously.</w:t>
         <w:br/>
-        <w:t>Even though they're looking to attract kids, Steinberg isn't making major creative changes.</w:t>
-        <w:br/>
-        <w:t>Stratford's brother happens to be gay, and that's not going to change. ''We deal openly with his lifestyle, because how can you ignore a fact of life?''</w:t>
-        <w:br/>
-        <w:t>The show won accolades from gay groups for an episode last season about homophobia.</w:t>
-        <w:br/>
-        <w:t>Steinberg attributes the show's strength to Frewer. ''TV is a personality medium, and people like Matt. Besides that, we take stories that have been done before, but always with a different take. It's skewed, and then Matt adds his particular brand of zaniness.''</w:t>
-        <w:br/>
-        <w:br/>
-        <w:t>Graphic</w:t>
-        <w:br/>
-        <w:br/>
-        <w:t xml:space="preserve"> </w:t>
-        <w:br/>
-        <w:t>PHOTO; b/w (Matt Frewer)</w:t>
-        <w:br/>
-        <w:t xml:space="preserve"> </w:t>
-        <w:br/>
-        <w:t>CUTLINE: FREWER: 'Doctor, Doctor' banks on his comedic talents.</w:t>
+        <w:t>Tony Norman's email is tnorman@post-gazette.com</w:t>
       </w:r>
     </w:p>
     <w:sectPr>

--- a/example_articles/occupations/Unspecified/6.occupations_Unspecified_Other_publisher.docx
+++ b/example_articles/occupations/Unspecified/6.occupations_Unspecified_Other_publisher.docx
@@ -7,7 +7,7 @@
         <w:pStyle w:val="Heading1"/>
       </w:pPr>
       <w:r>
-        <w:t>THIS JOKE'S ON NOVELIST</w:t>
+        <w:t>David Cannon: 2023 candidate for Aurora City Council Ward 5</w:t>
       </w:r>
     </w:p>
     <w:p>
@@ -17,17 +17,17 @@
     </w:p>
     <w:p>
       <w:r>
-        <w:t>Date: 1998-11-17</w:t>
+        <w:t>Date: 2023-04-02</w:t>
       </w:r>
     </w:p>
     <w:p>
       <w:r>
-        <w:t>Section: LIFESTYLE,</w:t>
+        <w:t>Section: NEWS; Pg. 0</w:t>
       </w:r>
     </w:p>
     <w:p>
       <w:r>
-        <w:t>Source file: Other publishers/Files (500) (21).DOCX</w:t>
+        <w:t>Source file: Other publishers/Files (500) (3).DOCX</w:t>
       </w:r>
     </w:p>
     <w:p>
@@ -49,33 +49,17 @@
     </w:p>
     <w:p>
       <w:r>
-        <w:t>Three years ago in his HBO special, comedian Chris Rock brought the house down with what was then a weird notion: Bill Clinton as America's first ''black president.''</w:t>
+        <w:t xml:space="preserve">Bio Town: Aurora Age on Election Day: 34 Occupation: Accountant Employer: Robert Half Previous offices held: N/A Q&amp;A Q: What is the most serious issue your community will face in the coming years and how should the city council respond to it? A: We are currently in a housing crisis locally, and will continue to be unless we start building more units, changing zoning restrictions, and taking a more active role in development. Housing is in short supply — less than half of 1% of units are available currently — leading to higher and higher rents. At the bottom end of the market, this is pushing people out of housing, and making it extremely difficult for the working class to afford even a modest unit. We should pilot a municipal land bank — a local authority to manage inventory of surplus land — which would give cooperatives and nonprofits a right of first refusal to acquire and redevelop city owned property. </w:t>
         <w:br/>
-        <w:t>In a now classic routine, Rock said Clinton suffers the same indignities as a black man who hands a $ 20 or $ 50 note to a mall retail clerk. The image of a white cashier scrutinizing the president's money under the light to make sure it isn't counterfeit struck a painfully ironic chord in black audiences. Who's to say it didn't generate much of the sympathy that led to the election results two weeks ago?</w:t>
+        <w:t>Fox Valley Habitat for Humanity and Neighbor Project cannot do this alone. We must support their ongoing efforts and expand the scope of not-for-profit housing development in Aurora. Q: How would you describe the state of your community's finances? A: Working people are struggling right now. We are feeling it at the grocery store, our utility bills, and our monthly rent. The number of individuals receiving food at the Aurora Area Interfaith Food Pantry in January 2023 was nearly double what it was in 2021 and 2022. We must come together to help one another in bad times in order to prosper together in good. The city must do more for the people that live here. We could improve the financial health of the city (and regain public trust) by banning political contributions by people and businesses who do business with the city, effectively ending pay-to-play. Also, there should be more transparency in city contracts. Q: What should be the three top priorities for spending in your community during the next four years? A: From talking to my neighbors, I believe we should prioritize spending on Housing (more, affordable, sustainable); Infrastructure (roads, bridges, sidewalks); and Social Services (senior and disability services, access to food, homelessness services, mental health services). That said, I believe we should determine spending more democratically than we currently do by implementing a practice of participatory budgeting — where Aurorans would directly decide how to spend our own tax money. This is already happening successfully in thousands of cities around the world. This structure would give some power back to the citizens and give us more reason to care about what goes on at the city level. Q: Are there areas of spending that need to be curtailed? If so, what are they? A: TIF districts must be reined in. These are supposed to be used for infrastructure that benefits all citizens. We must stop giving massive handouts of public money to private corporations headquartered elsewhere. They are extractive, expensive, and risky. We are not a private equity firm, but a municipality. Let's act like one. Also, we should transition the city's fleet from gas to electric as soon as possible. Many different models of reliable, long-range electric vehicles are currently available, and should be leveraged. They are more efficient, cheaper to operate, and cheaper to maintain, not to mention better for the environment. This is a guaranteed return on investment and should be pursued in earnest. Q: What do you see as the most important infrastructure project the community must address? Why and how should it be paid for? Conversely, during these uncertain economic times, what project(s) can be put on the back burner? A: In the 5th Ward, I will finish the sound barrier on Orchard. The affected residents have put up with this nuisance for far too long. The current alderman has had two terms to resolve the problem, yet here we are, still waiting. If I am elected, I will see it through. It will be completed with input from the residents of the 5th Ward and it will be done correctly. The casino development project should be put on the back burner. Under the current administration, we are about to take out a $58M+ municipal bond, which is supposed to be repaid by a TIF district on a new casino space. As we appear to be entering into a recession, this move is highly risky and should be reconsidered. With the gaming expansion signed into law in 2019, the suburban casino market is about to become highly saturated. Six brand new casinos will be built in Illinois, including one in Chicago proper. And if that wasn't enough, Penn Gaming is also building a new casino in Joliet. Q: Describe your experience working in a group setting to determine policy. What is your style in such a setting to reach agreement and manage local government? Explain how you think that will be effective in producing effective actions and decisions with your city council. A: I have determined policy on a number of boards. My approach is democratic — Does what we're writing take into account the will of the people, or is it being dictated from above? Policy should be simple, yet precise. I will consult with city employees, policy experts, and my constituents whenever crafting ordinances. I will work with my fellow alderpeople to improve well-being, maintain infrastructure, and build community in our fair city. We will demand more on behalf of the working families of Aurora and we will get it. If you vote yes on everything that comes before you, why do you even bother calling it a democracy? And if there is conflict, so be it. Conflict is not necessarily bad — it can help you get to the essence of an issue and resolve it through good communication and negotiation. The alternative is often bad policy. Q: What makes you the best candidate for the job? A: When confronted by a pollution problem from the Hello Fresh plant, I rallied residents who had already created a survey and begun gathering air quality data. We canvassed the neighborhood and held public forums to determine the facts of the situation and to form a plan of action. After doing our due diligence, we presented our findings to the city council and demanded action. Hello Fresh was forced to respond publicly and remedies have been promised. We will continue to hold them accountable until the issue is resolved. This is what an alderperson should be doing. I will not dismiss your concerns when it is inconvenient for me. I will fight for what is right, no matter what. I will not be a rubber stamp. I cannot be bought. I will not be intimidated by bullies. I am an excellent listener and am highly empathetic. I will fight for my constituents and work tirelessly for your benefit. I hope to surprise you with my creativity, attention, and passion for good governance. Q: What's one good idea you have to better the community that no one is talking about yet? A: I have heard many of my neighbors voice concern about speeding and traffic accidents on West Galena Boulevard. There have been a number of deadly accidents on this stretch in recent years. Reducing speed would not only reduce the number of traffic accidents, but also the likelihood of death in these collisions. A novel solution to this problem is to convert Galena from a four-lane undivided road into a three-lane undivided road that consists of two through traffic lanes and a two-way left-turn lane in the center. Benefits include: crash reduction; fewer rear-end and left-turn crashes; fewer lanes for people walking to cross; provides space for bicycle lanes, bus stops, curb extensions or other uses; simplifies left turns from side streets; smoother traffic flow; and less lane switching. Is it possible that a little paint could make walking and biking safer (think WAHS and Greenman), improve public safety, and save us money and lives? I think it's worth asking the question.</w:t>
         <w:br/>
-        <w:t>Like most jokes, it works best on an intuitive level. It isn't designed to withstand the scrutiny of the irony impaired who can always be counted on to confuse a joke with a literal recounting of Boy Clinton's racial genealogy.</w:t>
         <w:br/>
-        <w:t>In the Oct. 5 issue of the New Yorker, novelist Toni Morrison, who has never struck me as a particularly gifted comic, retold Rock's joke in the argot of the chattering class. But in the process of endowing it with sociological heft, Morrison ran into more trouble than an exclusive showing of ''Beloved'' at a suburban cineplex:</w:t>
+        <w:t>Graphic</w:t>
         <w:br/>
-        <w:t>''After all, Clinton displays almost every trope of blackness,'' she wrote, ''single-parent household, born poor, working class, saxophone-playing, McDonald's-and-junk-food-loving boy from Arkansas. And when all the African-American Clinton appointees began, one by one, to disappear . . . he was metaphorically seized and body-searched . . .'' You get the idea.</w:t>
         <w:br/>
-        <w:t>Told without benefit of Rock's high-pitched nasal inflection and rolling eyes, the notion of Clinton as our first black president comes across as ridiculous and perhaps a tad insulting. So what caused a writer of Morrison's lyrical power, depth and intelligence to overreach like this? Even white folks are skeptical of racial generalizations of this magnitude.</w:t>
+        <w:t xml:space="preserve"> </w:t>
         <w:br/>
-        <w:t>Being, allegedly, a writer myself, I know it's possible to get enthusiastic about an idea that may not have the legs to make it across the street to where the readers are (how's that for a terribly labored image?).</w:t>
-        <w:br/>
-        <w:t>My theory is that Morrison heard the joke recently and hasn't been able to get it out of her head. The fact that she didn't trace the idea back to Rock's HBO special indicates she isn't aware of how deeply imbedded it already is in black culture.</w:t>
-        <w:br/>
-        <w:t>But more disappointing than failing to give props to Chris Rock for a good joke is the one-dimensional way in which Morrison described what it is that constitutes ''blackness,'' specifically male blackness in America.</w:t>
-        <w:br/>
-        <w:t>Do I really need to tell her how complicated black folks are, especially black men? Can we really be reduced to a handful of characteristics we supposedly have in common with Bill ''The Playa'' Clinton?</w:t>
-        <w:br/>
-        <w:t>Let's take two black men who died last weekend: jazz pianist Kenny Kirkland and former Black Panther and All African Revolutionary founder Kwame Ture (formerly Stokely Carmichael).</w:t>
-        <w:br/>
-        <w:t>One was a gifted pianist who helped usher in an era of young neo-boppers; the other was a fiery revolutionary theorist who lived the last half of his life in self-imposed exile in Guinea.</w:t>
-        <w:br/>
-        <w:t>Both were enormously complicated and far more nuanced than the black men who populate Morrison's fiction. The problem with equating Bill Clinton's travails with those encountered in the black experience is to confuse her view of black men with real life. But that's what happens when you take a joke too seriously.</w:t>
-        <w:br/>
-        <w:t>Tony Norman's email is tnorman@post-gazette.com</w:t>
+        <w:t>David Cannon</w:t>
       </w:r>
     </w:p>
     <w:sectPr>
